--- a/Nitya_Laptop/MB Section/6- RTC Section/1- SUSCLK#.docx
+++ b/Nitya_Laptop/MB Section/6- RTC Section/1- SUSCLK#.docx
@@ -220,6 +220,875 @@
       </w:r>
     </w:p>
     <w:p/>
+    <w:p>
+      <w:pPr>
+        <w:rPr>
+          <w:b/>
+          <w:bCs/>
+        </w:rPr>
+      </w:pPr>
+      <w:r>
+        <w:rPr>
+          <w:b/>
+          <w:bCs/>
+        </w:rPr>
+        <w:t>SUSCLK hota kya hai?</w:t>
+      </w:r>
+    </w:p>
+    <w:p>
+      <w:r>
+        <w:t xml:space="preserve">Ye </w:t>
+      </w:r>
+      <w:r>
+        <w:rPr>
+          <w:b/>
+          <w:bCs/>
+        </w:rPr>
+        <w:t>32.768 kHz ka clock signal</w:t>
+      </w:r>
+      <w:r>
+        <w:t xml:space="preserve"> hota hai.</w:t>
+      </w:r>
+    </w:p>
+    <w:p>
+      <w:r>
+        <w:t>Ye SIO ko batata hai ki:</w:t>
+      </w:r>
+    </w:p>
+    <w:p>
+      <w:pPr>
+        <w:numPr>
+          <w:ilvl w:val="0"/>
+          <w:numId w:val="3"/>
+        </w:numPr>
+      </w:pPr>
+      <w:r>
+        <w:t xml:space="preserve">PCH alive hai. </w:t>
+      </w:r>
+    </w:p>
+    <w:p>
+      <w:pPr>
+        <w:numPr>
+          <w:ilvl w:val="0"/>
+          <w:numId w:val="3"/>
+        </w:numPr>
+      </w:pPr>
+      <w:r>
+        <w:t xml:space="preserve">Standby state active hai. </w:t>
+      </w:r>
+    </w:p>
+    <w:p>
+      <w:pPr>
+        <w:numPr>
+          <w:ilvl w:val="0"/>
+          <w:numId w:val="3"/>
+        </w:numPr>
+      </w:pPr>
+      <w:r>
+        <w:t xml:space="preserve">Ab EC PCH se communication kar sakta hai. </w:t>
+      </w:r>
+    </w:p>
+    <w:p>
+      <w:pPr>
+        <w:numPr>
+          <w:ilvl w:val="0"/>
+          <w:numId w:val="3"/>
+        </w:numPr>
+      </w:pPr>
+      <w:r>
+        <w:t>Power button press hone ka wait karo.</w:t>
+      </w:r>
+    </w:p>
+    <w:p/>
+    <w:p/>
+    <w:p/>
+    <w:p/>
+    <w:p/>
+    <w:p/>
+    <w:p>
+      <w:pPr>
+        <w:rPr>
+          <w:b/>
+          <w:bCs/>
+        </w:rPr>
+      </w:pPr>
+      <w:r>
+        <w:rPr>
+          <w:b/>
+          <w:bCs/>
+        </w:rPr>
+        <w:lastRenderedPageBreak/>
+        <w:t>SUS_CLK ek common standby timing reference (32.768 kHz clock) provide karti hai, jisse PCH aur SIO dono standby mode me synchronized rehte hain aur power management events ko sahi timing par handle karte hain.</w:t>
+      </w:r>
+    </w:p>
+    <w:p>
+      <w:pPr>
+        <w:rPr>
+          <w:b/>
+          <w:bCs/>
+        </w:rPr>
+      </w:pPr>
+      <w:r>
+        <w:rPr>
+          <w:b/>
+          <w:bCs/>
+        </w:rPr>
+        <w:t>"SUS_CLK sabhi standby devices ko ek common timing (heartbeat) deta hai, jisse PCH aur SIO ek hi clock ke hisab se kaam karte hain."</w:t>
+      </w:r>
+    </w:p>
+    <w:p>
+      <w:pPr>
+        <w:rPr>
+          <w:b/>
+          <w:bCs/>
+        </w:rPr>
+      </w:pPr>
+      <w:r>
+        <w:rPr>
+          <w:b/>
+          <w:bCs/>
+        </w:rPr>
+        <w:t>SUS_CLK ek 32.768 kHz reference clock hai jo PCH se SIO aur doosre standby devices ko milti hai, taaki sabhi power management events ek hi timing ke hisab se synchronized tareeke se execute ho sakein.</w:t>
+      </w:r>
+    </w:p>
+    <w:p>
+      <w:pPr>
+        <w:rPr>
+          <w:b/>
+          <w:bCs/>
+        </w:rPr>
+      </w:pPr>
+    </w:p>
+    <w:p>
+      <w:pPr>
+        <w:ind w:firstLine="720"/>
+        <w:rPr>
+          <w:rFonts w:ascii="Courier New" w:hAnsi="Courier New" w:cs="Courier New"/>
+          <w:b/>
+          <w:bCs/>
+        </w:rPr>
+      </w:pPr>
+      <w:r>
+        <w:rPr>
+          <w:rFonts w:ascii="Courier New" w:hAnsi="Courier New" w:cs="Courier New"/>
+          <w:b/>
+          <w:bCs/>
+        </w:rPr>
+        <w:t xml:space="preserve">      </w:t>
+      </w:r>
+      <w:r>
+        <w:rPr>
+          <w:rFonts w:ascii="Courier New" w:hAnsi="Courier New" w:cs="Courier New"/>
+          <w:b/>
+          <w:bCs/>
+        </w:rPr>
+        <w:t>32.768 KHz Crystal</w:t>
+      </w:r>
+      <w:r>
+        <w:rPr>
+          <w:rFonts w:ascii="Courier New" w:hAnsi="Courier New" w:cs="Courier New"/>
+          <w:b/>
+          <w:bCs/>
+        </w:rPr>
+        <w:br/>
+        <w:t xml:space="preserve">                    │</w:t>
+      </w:r>
+      <w:r>
+        <w:rPr>
+          <w:rFonts w:ascii="Courier New" w:hAnsi="Courier New" w:cs="Courier New"/>
+          <w:b/>
+          <w:bCs/>
+        </w:rPr>
+        <w:br/>
+        <w:t xml:space="preserve">                    ▼</w:t>
+      </w:r>
+      <w:r>
+        <w:rPr>
+          <w:rFonts w:ascii="Courier New" w:hAnsi="Courier New" w:cs="Courier New"/>
+          <w:b/>
+          <w:bCs/>
+        </w:rPr>
+        <w:br/>
+        <w:t xml:space="preserve">              PCH RTC Oscillator</w:t>
+      </w:r>
+      <w:r>
+        <w:rPr>
+          <w:rFonts w:ascii="Courier New" w:hAnsi="Courier New" w:cs="Courier New"/>
+          <w:b/>
+          <w:bCs/>
+        </w:rPr>
+        <w:br/>
+        <w:t xml:space="preserve">                    │</w:t>
+      </w:r>
+      <w:r>
+        <w:rPr>
+          <w:rFonts w:ascii="Courier New" w:hAnsi="Courier New" w:cs="Courier New"/>
+          <w:b/>
+          <w:bCs/>
+        </w:rPr>
+        <w:br/>
+        <w:t xml:space="preserve">                 SUS_CLK</w:t>
+      </w:r>
+      <w:r>
+        <w:rPr>
+          <w:rFonts w:ascii="Courier New" w:hAnsi="Courier New" w:cs="Courier New"/>
+          <w:b/>
+          <w:bCs/>
+        </w:rPr>
+        <w:br/>
+        <w:t xml:space="preserve">            ┌───────┴────────┐</w:t>
+      </w:r>
+      <w:r>
+        <w:rPr>
+          <w:rFonts w:ascii="Courier New" w:hAnsi="Courier New" w:cs="Courier New"/>
+          <w:b/>
+          <w:bCs/>
+        </w:rPr>
+        <w:br/>
+        <w:t xml:space="preserve">            │                │</w:t>
+      </w:r>
+      <w:r>
+        <w:rPr>
+          <w:rFonts w:ascii="Courier New" w:hAnsi="Courier New" w:cs="Courier New"/>
+          <w:b/>
+          <w:bCs/>
+        </w:rPr>
+        <w:br/>
+        <w:t xml:space="preserve">            ▼                ▼</w:t>
+      </w:r>
+      <w:r>
+        <w:rPr>
+          <w:rFonts w:ascii="Courier New" w:hAnsi="Courier New" w:cs="Courier New"/>
+          <w:b/>
+          <w:bCs/>
+        </w:rPr>
+        <w:br/>
+        <w:t xml:space="preserve">         PCH Logic        SIO (EC)</w:t>
+      </w:r>
+      <w:r>
+        <w:rPr>
+          <w:rFonts w:ascii="Courier New" w:hAnsi="Courier New" w:cs="Courier New"/>
+          <w:b/>
+          <w:bCs/>
+        </w:rPr>
+        <w:br/>
+        <w:t xml:space="preserve">            │                │</w:t>
+      </w:r>
+      <w:r>
+        <w:rPr>
+          <w:rFonts w:ascii="Courier New" w:hAnsi="Courier New" w:cs="Courier New"/>
+          <w:b/>
+          <w:bCs/>
+        </w:rPr>
+        <w:br/>
+        <w:t xml:space="preserve">            └──────Sync──────┘</w:t>
+      </w:r>
+    </w:p>
+    <w:p>
+      <w:pPr>
+        <w:rPr>
+          <w:b/>
+          <w:bCs/>
+        </w:rPr>
+      </w:pPr>
+    </w:p>
+    <w:p>
+      <w:pPr>
+        <w:rPr>
+          <w:b/>
+          <w:bCs/>
+        </w:rPr>
+      </w:pPr>
+      <w:r>
+        <w:rPr>
+          <w:b/>
+          <w:bCs/>
+        </w:rPr>
+        <w:t>SUS_CLK ka actual kaam</w:t>
+      </w:r>
+    </w:p>
+    <w:p>
+      <w:r>
+        <w:t>SUS_CLK ye decide nahi karti ki:</w:t>
+      </w:r>
+    </w:p>
+    <w:p>
+      <w:r>
+        <w:rPr>
+          <w:rFonts w:ascii="Segoe UI Emoji" w:hAnsi="Segoe UI Emoji" w:cs="Segoe UI Emoji"/>
+        </w:rPr>
+        <w:t>❌</w:t>
+      </w:r>
+      <w:r>
+        <w:t xml:space="preserve"> "Ab EC_RSMRST bhejo."</w:t>
+      </w:r>
+    </w:p>
+    <w:p>
+      <w:r>
+        <w:rPr>
+          <w:rFonts w:ascii="Segoe UI Emoji" w:hAnsi="Segoe UI Emoji" w:cs="Segoe UI Emoji"/>
+        </w:rPr>
+        <w:t>❌</w:t>
+      </w:r>
+      <w:r>
+        <w:t xml:space="preserve"> "Ab Power Button bhejo."</w:t>
+      </w:r>
+    </w:p>
+    <w:p>
+      <w:r>
+        <w:t>Ye decision firmware aur hardware logic leta hai.</w:t>
+      </w:r>
+    </w:p>
+    <w:p>
+      <w:r>
+        <w:t>SUS_CLK sirf ek common clock provide karti hai.</w:t>
+      </w:r>
+    </w:p>
+    <w:p>
+      <w:r>
+        <w:t>Jaise CPU ke liye 100MHz reference hota hai, waise hi standby circuit ke liye 32.768 kHz reference hota hai.</w:t>
+      </w:r>
+    </w:p>
+    <w:p>
+      <w:pPr>
+        <w:rPr>
+          <w:b/>
+          <w:bCs/>
+        </w:rPr>
+      </w:pPr>
+      <w:r>
+        <w:rPr>
+          <w:b/>
+          <w:bCs/>
+        </w:rPr>
+        <w:t>Real World Example</w:t>
+      </w:r>
+    </w:p>
+    <w:p>
+      <w:r>
+        <w:t>Sochiye do log hain:</w:t>
+      </w:r>
+    </w:p>
+    <w:p>
+      <w:pPr>
+        <w:numPr>
+          <w:ilvl w:val="0"/>
+          <w:numId w:val="4"/>
+        </w:numPr>
+      </w:pPr>
+      <w:r>
+        <w:rPr>
+          <w:rFonts w:ascii="Segoe UI Emoji" w:hAnsi="Segoe UI Emoji" w:cs="Segoe UI Emoji"/>
+        </w:rPr>
+        <w:t>👨</w:t>
+      </w:r>
+      <w:r>
+        <w:t>‍</w:t>
+      </w:r>
+      <w:r>
+        <w:rPr>
+          <w:rFonts w:ascii="Segoe UI Emoji" w:hAnsi="Segoe UI Emoji" w:cs="Segoe UI Emoji"/>
+        </w:rPr>
+        <w:t>🏫</w:t>
+      </w:r>
+      <w:r>
+        <w:t xml:space="preserve"> PCH </w:t>
+      </w:r>
+    </w:p>
+    <w:p>
+      <w:pPr>
+        <w:numPr>
+          <w:ilvl w:val="0"/>
+          <w:numId w:val="4"/>
+        </w:numPr>
+      </w:pPr>
+      <w:r>
+        <w:rPr>
+          <w:rFonts w:ascii="Segoe UI Emoji" w:hAnsi="Segoe UI Emoji" w:cs="Segoe UI Emoji"/>
+        </w:rPr>
+        <w:t>👨</w:t>
+      </w:r>
+      <w:r>
+        <w:t>‍</w:t>
+      </w:r>
+      <w:r>
+        <w:rPr>
+          <w:rFonts w:ascii="Segoe UI Emoji" w:hAnsi="Segoe UI Emoji" w:cs="Segoe UI Emoji"/>
+        </w:rPr>
+        <w:t>💻</w:t>
+      </w:r>
+      <w:r>
+        <w:t xml:space="preserve"> SIO </w:t>
+      </w:r>
+    </w:p>
+    <w:p>
+      <w:r>
+        <w:t>Dono ke paas ek hi wall clock lagi hui hai.</w:t>
+      </w:r>
+    </w:p>
+    <w:p>
+      <w:r>
+        <w:t>Wall Clock = SUS_CLK</w:t>
+      </w:r>
+      <w:r>
+        <w:br/>
+      </w:r>
+      <w:r>
+        <w:br/>
+        <w:t>09:00</w:t>
+      </w:r>
+      <w:r>
+        <w:br/>
+      </w:r>
+      <w:r>
+        <w:br/>
+      </w:r>
+      <w:r>
+        <w:lastRenderedPageBreak/>
+        <w:t>PCH dekhta hai → 9 baje</w:t>
+      </w:r>
+      <w:r>
+        <w:br/>
+      </w:r>
+      <w:r>
+        <w:br/>
+        <w:t>SIO dekhta hai → 9 baje</w:t>
+      </w:r>
+    </w:p>
+    <w:p>
+      <w:r>
+        <w:t>WALL CLOCK</w:t>
+      </w:r>
+      <w:r>
+        <w:br/>
+        <w:t>(SUS_CLK)</w:t>
+      </w:r>
+      <w:r>
+        <w:br/>
+      </w:r>
+      <w:r>
+        <w:br/>
+      </w:r>
+      <w:r>
+        <w:rPr>
+          <w:rFonts w:ascii="Courier New" w:hAnsi="Courier New" w:cs="Courier New"/>
+        </w:rPr>
+        <w:t>09:00 AM</w:t>
+      </w:r>
+      <w:r>
+        <w:rPr>
+          <w:rFonts w:ascii="Courier New" w:hAnsi="Courier New" w:cs="Courier New"/>
+        </w:rPr>
+        <w:br/>
+      </w:r>
+      <w:r>
+        <w:rPr>
+          <w:rFonts w:ascii="Courier New" w:hAnsi="Courier New" w:cs="Courier New"/>
+        </w:rPr>
+        <w:t xml:space="preserve">     </w:t>
+      </w:r>
+      <w:r>
+        <w:rPr>
+          <w:rFonts w:ascii="Courier New" w:hAnsi="Courier New" w:cs="Courier New"/>
+        </w:rPr>
+        <w:t>│</w:t>
+      </w:r>
+      <w:r>
+        <w:rPr>
+          <w:rFonts w:ascii="Courier New" w:hAnsi="Courier New" w:cs="Courier New"/>
+        </w:rPr>
+        <w:br/>
+        <w:t>┌────┴────┐</w:t>
+      </w:r>
+      <w:r>
+        <w:rPr>
+          <w:rFonts w:ascii="Courier New" w:hAnsi="Courier New" w:cs="Courier New"/>
+        </w:rPr>
+        <w:br/>
+        <w:t xml:space="preserve">│ </w:t>
+      </w:r>
+      <w:r>
+        <w:rPr>
+          <w:rFonts w:ascii="Courier New" w:hAnsi="Courier New" w:cs="Courier New"/>
+        </w:rPr>
+        <w:t xml:space="preserve">        </w:t>
+      </w:r>
+      <w:r>
+        <w:rPr>
+          <w:rFonts w:ascii="Courier New" w:hAnsi="Courier New" w:cs="Courier New"/>
+        </w:rPr>
+        <w:t>│</w:t>
+      </w:r>
+      <w:r>
+        <w:rPr>
+          <w:rFonts w:ascii="Courier New" w:hAnsi="Courier New" w:cs="Courier New"/>
+        </w:rPr>
+        <w:br/>
+        <w:t xml:space="preserve">SIO </w:t>
+      </w:r>
+      <w:r>
+        <w:rPr>
+          <w:rFonts w:ascii="Courier New" w:hAnsi="Courier New" w:cs="Courier New"/>
+        </w:rPr>
+        <w:t xml:space="preserve">     </w:t>
+      </w:r>
+      <w:r>
+        <w:rPr>
+          <w:rFonts w:ascii="Courier New" w:hAnsi="Courier New" w:cs="Courier New"/>
+        </w:rPr>
+        <w:t>PCH</w:t>
+      </w:r>
+    </w:p>
+    <w:p/>
+    <w:p>
+      <w:r>
+        <w:t>Ab dono ko same time pata hai.</w:t>
+      </w:r>
+    </w:p>
+    <w:p>
+      <w:r>
+        <w:t>Isliye jab power button press hota hai, dono ek hi timing reference par kaam karte hain.</w:t>
+      </w:r>
+    </w:p>
+    <w:p>
+      <w:pPr>
+        <w:rPr>
+          <w:b/>
+          <w:bCs/>
+        </w:rPr>
+      </w:pPr>
+      <w:r>
+        <w:rPr>
+          <w:b/>
+          <w:bCs/>
+        </w:rPr>
+        <w:t>Jab Power Button press hota hai,</w:t>
+      </w:r>
+    </w:p>
+    <w:p>
+      <w:pPr>
+        <w:numPr>
+          <w:ilvl w:val="0"/>
+          <w:numId w:val="5"/>
+        </w:numPr>
+      </w:pPr>
+      <w:r>
+        <w:t xml:space="preserve">SIO bhi usi timing par react karega. </w:t>
+      </w:r>
+    </w:p>
+    <w:p>
+      <w:pPr>
+        <w:numPr>
+          <w:ilvl w:val="0"/>
+          <w:numId w:val="5"/>
+        </w:numPr>
+      </w:pPr>
+      <w:r>
+        <w:t xml:space="preserve">PCH bhi usi timing par react karega. </w:t>
+      </w:r>
+    </w:p>
+    <w:p>
+      <w:r>
+        <w:t>Isliye communication sahi hoti hai.</w:t>
+      </w:r>
+    </w:p>
+    <w:p>
+      <w:pPr>
+        <w:rPr>
+          <w:b/>
+          <w:bCs/>
+        </w:rPr>
+      </w:pPr>
+      <w:r>
+        <w:rPr>
+          <w:b/>
+          <w:bCs/>
+        </w:rPr>
+        <w:t>Ek aur Example</w:t>
+      </w:r>
+    </w:p>
+    <w:p>
+      <w:r>
+        <w:t>Suppose SIO har 31 microsecond me signal check karta hai.</w:t>
+      </w:r>
+    </w:p>
+    <w:p>
+      <w:r>
+        <w:t>PCH bhi har 31 microsecond me signal check karta hai.</w:t>
+      </w:r>
+    </w:p>
+    <w:p>
+      <w:r>
+        <w:t>Ye dono same interval par kaam karte hain kyunki dono ko same SUS_CLK mil rahi hai.</w:t>
+      </w:r>
+    </w:p>
+    <w:p>
+      <w:pPr>
+        <w:rPr>
+          <w:b/>
+          <w:bCs/>
+        </w:rPr>
+      </w:pPr>
+    </w:p>
+    <w:p>
+      <w:pPr>
+        <w:rPr>
+          <w:b/>
+          <w:bCs/>
+        </w:rPr>
+      </w:pPr>
+      <w:r>
+        <w:rPr>
+          <w:b/>
+          <w:bCs/>
+        </w:rPr>
+        <w:t>Ek aur Important Role</w:t>
+      </w:r>
+    </w:p>
+    <w:p>
+      <w:r>
+        <w:t>SUS_CLK sirf EC ko hi nahi jaati.</w:t>
+      </w:r>
+    </w:p>
+    <w:p>
+      <w:r>
+        <w:t>Kai boards me ye jaati hai:</w:t>
+      </w:r>
+    </w:p>
+    <w:p>
+      <w:r>
+        <w:t>PCH</w:t>
+      </w:r>
+      <w:r>
+        <w:br/>
+        <w:t xml:space="preserve"> │</w:t>
+      </w:r>
+      <w:r>
+        <w:br/>
+        <w:t xml:space="preserve"> </w:t>
+      </w:r>
+      <w:r>
+        <w:rPr>
+          <w:rFonts w:ascii="Arial" w:hAnsi="Arial" w:cs="Arial"/>
+        </w:rPr>
+        <w:t>├</w:t>
+      </w:r>
+      <w:r>
+        <w:rPr>
+          <w:rFonts w:ascii="Aptos" w:hAnsi="Aptos" w:cs="Aptos"/>
+        </w:rPr>
+        <w:t>──</w:t>
+      </w:r>
+      <w:r>
+        <w:rPr>
+          <w:rFonts w:ascii="Arial" w:hAnsi="Arial" w:cs="Arial"/>
+        </w:rPr>
+        <w:t>►</w:t>
+      </w:r>
+      <w:r>
+        <w:t xml:space="preserve"> EC (SIO)</w:t>
+      </w:r>
+      <w:r>
+        <w:br/>
+        <w:t xml:space="preserve"> </w:t>
+      </w:r>
+      <w:r>
+        <w:rPr>
+          <w:rFonts w:ascii="Arial" w:hAnsi="Arial" w:cs="Arial"/>
+        </w:rPr>
+        <w:t>├</w:t>
+      </w:r>
+      <w:r>
+        <w:rPr>
+          <w:rFonts w:ascii="Aptos" w:hAnsi="Aptos" w:cs="Aptos"/>
+        </w:rPr>
+        <w:t>──</w:t>
+      </w:r>
+      <w:r>
+        <w:rPr>
+          <w:rFonts w:ascii="Arial" w:hAnsi="Arial" w:cs="Arial"/>
+        </w:rPr>
+        <w:t>►</w:t>
+      </w:r>
+      <w:r>
+        <w:t xml:space="preserve"> LAN IC</w:t>
+      </w:r>
+      <w:r>
+        <w:br/>
+        <w:t xml:space="preserve"> </w:t>
+      </w:r>
+      <w:r>
+        <w:rPr>
+          <w:rFonts w:ascii="Arial" w:hAnsi="Arial" w:cs="Arial"/>
+        </w:rPr>
+        <w:t>├</w:t>
+      </w:r>
+      <w:r>
+        <w:rPr>
+          <w:rFonts w:ascii="Aptos" w:hAnsi="Aptos" w:cs="Aptos"/>
+        </w:rPr>
+        <w:t>──</w:t>
+      </w:r>
+      <w:r>
+        <w:rPr>
+          <w:rFonts w:ascii="Arial" w:hAnsi="Arial" w:cs="Arial"/>
+        </w:rPr>
+        <w:t>►</w:t>
+      </w:r>
+      <w:r>
+        <w:t xml:space="preserve"> TPM</w:t>
+      </w:r>
+      <w:r>
+        <w:br/>
+        <w:t xml:space="preserve"> </w:t>
+      </w:r>
+      <w:r>
+        <w:rPr>
+          <w:rFonts w:ascii="Arial" w:hAnsi="Arial" w:cs="Arial"/>
+        </w:rPr>
+        <w:t>├</w:t>
+      </w:r>
+      <w:r>
+        <w:rPr>
+          <w:rFonts w:ascii="Aptos" w:hAnsi="Aptos" w:cs="Aptos"/>
+        </w:rPr>
+        <w:t>──</w:t>
+      </w:r>
+      <w:r>
+        <w:rPr>
+          <w:rFonts w:ascii="Arial" w:hAnsi="Arial" w:cs="Arial"/>
+        </w:rPr>
+        <w:t>►</w:t>
+      </w:r>
+      <w:r>
+        <w:t xml:space="preserve"> PMIC</w:t>
+      </w:r>
+      <w:r>
+        <w:br/>
+        <w:t xml:space="preserve"> └──</w:t>
+      </w:r>
+      <w:r>
+        <w:rPr>
+          <w:rFonts w:ascii="Arial" w:hAnsi="Arial" w:cs="Arial"/>
+        </w:rPr>
+        <w:t>►</w:t>
+      </w:r>
+      <w:r>
+        <w:t xml:space="preserve"> Embedded Devices</w:t>
+      </w:r>
+    </w:p>
+    <w:p>
+      <w:r>
+        <w:t>Sab devices ko ek hi 32.768 kHz timing reference milta hai.</w:t>
+      </w:r>
+    </w:p>
+    <w:p>
+      <w:pPr>
+        <w:rPr>
+          <w:b/>
+          <w:bCs/>
+        </w:rPr>
+      </w:pPr>
+      <w:r>
+        <w:rPr>
+          <w:b/>
+          <w:bCs/>
+        </w:rPr>
+        <w:t>Yaad rakhne ki Trick</w:t>
+      </w:r>
+    </w:p>
+    <w:p>
+      <w:pPr>
+        <w:rPr>
+          <w:rFonts w:ascii="Courier New" w:hAnsi="Courier New" w:cs="Courier New"/>
+        </w:rPr>
+      </w:pPr>
+      <w:r>
+        <w:rPr>
+          <w:rFonts w:ascii="Courier New" w:hAnsi="Courier New" w:cs="Courier New"/>
+        </w:rPr>
+        <w:lastRenderedPageBreak/>
+        <w:t>SUS_CLK ≠ Enable Signal</w:t>
+      </w:r>
+      <w:r>
+        <w:rPr>
+          <w:rFonts w:ascii="Courier New" w:hAnsi="Courier New" w:cs="Courier New"/>
+        </w:rPr>
+        <w:br/>
+      </w:r>
+      <w:r>
+        <w:rPr>
+          <w:rFonts w:ascii="Courier New" w:hAnsi="Courier New" w:cs="Courier New"/>
+        </w:rPr>
+        <w:br/>
+        <w:t>SUS_CLK = Timing Signal (Heartbeat)</w:t>
+      </w:r>
+    </w:p>
+    <w:p>
+      <w:r>
+        <w:t>Aur:</w:t>
+      </w:r>
+    </w:p>
+    <w:p>
+      <w:pPr>
+        <w:rPr>
+          <w:rFonts w:ascii="Courier New" w:hAnsi="Courier New" w:cs="Courier New"/>
+        </w:rPr>
+      </w:pPr>
+      <w:r>
+        <w:rPr>
+          <w:rFonts w:ascii="Courier New" w:hAnsi="Courier New" w:cs="Courier New"/>
+        </w:rPr>
+        <w:t>EC_RSMRST# = Reset Release</w:t>
+      </w:r>
+      <w:r>
+        <w:rPr>
+          <w:rFonts w:ascii="Courier New" w:hAnsi="Courier New" w:cs="Courier New"/>
+        </w:rPr>
+        <w:br/>
+      </w:r>
+      <w:r>
+        <w:rPr>
+          <w:rFonts w:ascii="Courier New" w:hAnsi="Courier New" w:cs="Courier New"/>
+        </w:rPr>
+        <w:br/>
+        <w:t>PM_PWRBTN# = Power Button Event</w:t>
+      </w:r>
+      <w:r>
+        <w:rPr>
+          <w:rFonts w:ascii="Courier New" w:hAnsi="Courier New" w:cs="Courier New"/>
+        </w:rPr>
+        <w:br/>
+      </w:r>
+      <w:r>
+        <w:rPr>
+          <w:rFonts w:ascii="Courier New" w:hAnsi="Courier New" w:cs="Courier New"/>
+        </w:rPr>
+        <w:br/>
+        <w:t>PM_SLP_S3# = Sleep Control</w:t>
+      </w:r>
+      <w:r>
+        <w:rPr>
+          <w:rFonts w:ascii="Courier New" w:hAnsi="Courier New" w:cs="Courier New"/>
+        </w:rPr>
+        <w:br/>
+      </w:r>
+      <w:r>
+        <w:rPr>
+          <w:rFonts w:ascii="Courier New" w:hAnsi="Courier New" w:cs="Courier New"/>
+        </w:rPr>
+        <w:br/>
+        <w:t>SUS_CLK = Common Timing Reference</w:t>
+      </w:r>
+    </w:p>
+    <w:p>
+      <w:pPr>
+        <w:rPr>
+          <w:b/>
+          <w:bCs/>
+        </w:rPr>
+      </w:pPr>
+    </w:p>
     <w:sectPr>
       <w:pgSz w:w="12240" w:h="15840"/>
       <w:pgMar w:top="1008" w:right="1008" w:bottom="1008" w:left="1008" w:header="720" w:footer="720" w:gutter="0"/>
@@ -234,6 +1103,453 @@
 <file path=word/numbering.xml><?xml version="1.0" encoding="utf-8"?>
 <w:numbering xmlns:wpc="http://schemas.microsoft.com/office/word/2010/wordprocessingCanvas" xmlns:cx="http://schemas.microsoft.com/office/drawing/2014/chartex" xmlns:cx1="http://schemas.microsoft.com/office/drawing/2015/9/8/chartex" xmlns:cx2="http://schemas.microsoft.com/office/drawing/2015/10/21/chartex" xmlns:cx3="http://schemas.microsoft.com/office/drawing/2016/5/9/chartex" xmlns:cx4="http://schemas.microsoft.com/office/drawing/2016/5/10/chartex" xmlns:cx5="http://schemas.microsoft.com/office/drawing/2016/5/11/chartex" xmlns:cx6="http://schemas.microsoft.com/office/drawing/2016/5/12/chartex" xmlns:cx7="http://schemas.microsoft.com/office/drawing/2016/5/13/chartex" xmlns:cx8="http://schemas.microsoft.com/office/drawing/2016/5/14/chartex" xmlns:mc="http://schemas.openxmlformats.org/markup-compatibility/2006" xmlns:aink="http://schemas.microsoft.com/office/drawing/2016/ink" xmlns:am3d="http://schemas.microsoft.com/office/drawing/2017/model3d" xmlns:o="urn:schemas-microsoft-com:office:office" xmlns:oel="http://schemas.microsoft.com/office/2019/extlst" xmlns:r="http://schemas.openxmlformats.org/officeDocument/2006/relationships" xmlns:m="http://schemas.openxmlformats.org/officeDocument/2006/math" xmlns:v="urn:schemas-microsoft-com:vml" xmlns:wp14="http://schemas.microsoft.com/office/word/2010/wordprocessingDrawing" xmlns:wp="http://schemas.openxmlformats.org/drawingml/2006/wordprocessingDrawing" xmlns:w10="urn:schemas-microsoft-com:office:word" xmlns:w="http://schemas.openxmlformats.org/wordprocessingml/2006/main" xmlns:w14="http://schemas.microsoft.com/office/word/2010/wordml" xmlns:w15="http://schemas.microsoft.com/office/word/2012/wordml" xmlns:w16cex="http://schemas.microsoft.com/office/word/2018/wordml/cex" xmlns:w16cid="http://schemas.microsoft.com/office/word/2016/wordml/cid" xmlns:w16="http://schemas.microsoft.com/office/word/2018/wordml" xmlns:w16sdtdh="http://schemas.microsoft.com/office/word/2020/wordml/sdtdatahash" xmlns:w16se="http://schemas.microsoft.com/office/word/2015/wordml/symex" xmlns:wpg="http://schemas.microsoft.com/office/word/2010/wordprocessingGroup" xmlns:wpi="http://schemas.microsoft.com/office/word/2010/wordprocessingInk" xmlns:wne="http://schemas.microsoft.com/office/word/2006/wordml" xmlns:wps="http://schemas.microsoft.com/office/word/2010/wordprocessingShape" mc:Ignorable="w14 w15 w16se w16cid w16 w16cex w16sdtdh wp14">
   <w:abstractNum w:abstractNumId="0" w15:restartNumberingAfterBreak="0">
+    <w:nsid w:val="0405740B"/>
+    <w:multiLevelType w:val="multilevel"/>
+    <w:tmpl w:val="15FA696A"/>
+    <w:lvl w:ilvl="0">
+      <w:start w:val="1"/>
+      <w:numFmt w:val="bullet"/>
+      <w:lvlText w:val=""/>
+      <w:lvlJc w:val="left"/>
+      <w:pPr>
+        <w:tabs>
+          <w:tab w:val="num" w:pos="720"/>
+        </w:tabs>
+        <w:ind w:left="720" w:hanging="360"/>
+      </w:pPr>
+      <w:rPr>
+        <w:rFonts w:ascii="Symbol" w:hAnsi="Symbol" w:hint="default"/>
+        <w:sz w:val="20"/>
+      </w:rPr>
+    </w:lvl>
+    <w:lvl w:ilvl="1" w:tentative="1">
+      <w:start w:val="1"/>
+      <w:numFmt w:val="bullet"/>
+      <w:lvlText w:val="o"/>
+      <w:lvlJc w:val="left"/>
+      <w:pPr>
+        <w:tabs>
+          <w:tab w:val="num" w:pos="1440"/>
+        </w:tabs>
+        <w:ind w:left="1440" w:hanging="360"/>
+      </w:pPr>
+      <w:rPr>
+        <w:rFonts w:ascii="Courier New" w:hAnsi="Courier New" w:hint="default"/>
+        <w:sz w:val="20"/>
+      </w:rPr>
+    </w:lvl>
+    <w:lvl w:ilvl="2" w:tentative="1">
+      <w:start w:val="1"/>
+      <w:numFmt w:val="bullet"/>
+      <w:lvlText w:val=""/>
+      <w:lvlJc w:val="left"/>
+      <w:pPr>
+        <w:tabs>
+          <w:tab w:val="num" w:pos="2160"/>
+        </w:tabs>
+        <w:ind w:left="2160" w:hanging="360"/>
+      </w:pPr>
+      <w:rPr>
+        <w:rFonts w:ascii="Wingdings" w:hAnsi="Wingdings" w:hint="default"/>
+        <w:sz w:val="20"/>
+      </w:rPr>
+    </w:lvl>
+    <w:lvl w:ilvl="3" w:tentative="1">
+      <w:start w:val="1"/>
+      <w:numFmt w:val="bullet"/>
+      <w:lvlText w:val=""/>
+      <w:lvlJc w:val="left"/>
+      <w:pPr>
+        <w:tabs>
+          <w:tab w:val="num" w:pos="2880"/>
+        </w:tabs>
+        <w:ind w:left="2880" w:hanging="360"/>
+      </w:pPr>
+      <w:rPr>
+        <w:rFonts w:ascii="Wingdings" w:hAnsi="Wingdings" w:hint="default"/>
+        <w:sz w:val="20"/>
+      </w:rPr>
+    </w:lvl>
+    <w:lvl w:ilvl="4" w:tentative="1">
+      <w:start w:val="1"/>
+      <w:numFmt w:val="bullet"/>
+      <w:lvlText w:val=""/>
+      <w:lvlJc w:val="left"/>
+      <w:pPr>
+        <w:tabs>
+          <w:tab w:val="num" w:pos="3600"/>
+        </w:tabs>
+        <w:ind w:left="3600" w:hanging="360"/>
+      </w:pPr>
+      <w:rPr>
+        <w:rFonts w:ascii="Wingdings" w:hAnsi="Wingdings" w:hint="default"/>
+        <w:sz w:val="20"/>
+      </w:rPr>
+    </w:lvl>
+    <w:lvl w:ilvl="5" w:tentative="1">
+      <w:start w:val="1"/>
+      <w:numFmt w:val="bullet"/>
+      <w:lvlText w:val=""/>
+      <w:lvlJc w:val="left"/>
+      <w:pPr>
+        <w:tabs>
+          <w:tab w:val="num" w:pos="4320"/>
+        </w:tabs>
+        <w:ind w:left="4320" w:hanging="360"/>
+      </w:pPr>
+      <w:rPr>
+        <w:rFonts w:ascii="Wingdings" w:hAnsi="Wingdings" w:hint="default"/>
+        <w:sz w:val="20"/>
+      </w:rPr>
+    </w:lvl>
+    <w:lvl w:ilvl="6" w:tentative="1">
+      <w:start w:val="1"/>
+      <w:numFmt w:val="bullet"/>
+      <w:lvlText w:val=""/>
+      <w:lvlJc w:val="left"/>
+      <w:pPr>
+        <w:tabs>
+          <w:tab w:val="num" w:pos="5040"/>
+        </w:tabs>
+        <w:ind w:left="5040" w:hanging="360"/>
+      </w:pPr>
+      <w:rPr>
+        <w:rFonts w:ascii="Wingdings" w:hAnsi="Wingdings" w:hint="default"/>
+        <w:sz w:val="20"/>
+      </w:rPr>
+    </w:lvl>
+    <w:lvl w:ilvl="7" w:tentative="1">
+      <w:start w:val="1"/>
+      <w:numFmt w:val="bullet"/>
+      <w:lvlText w:val=""/>
+      <w:lvlJc w:val="left"/>
+      <w:pPr>
+        <w:tabs>
+          <w:tab w:val="num" w:pos="5760"/>
+        </w:tabs>
+        <w:ind w:left="5760" w:hanging="360"/>
+      </w:pPr>
+      <w:rPr>
+        <w:rFonts w:ascii="Wingdings" w:hAnsi="Wingdings" w:hint="default"/>
+        <w:sz w:val="20"/>
+      </w:rPr>
+    </w:lvl>
+    <w:lvl w:ilvl="8" w:tentative="1">
+      <w:start w:val="1"/>
+      <w:numFmt w:val="bullet"/>
+      <w:lvlText w:val=""/>
+      <w:lvlJc w:val="left"/>
+      <w:pPr>
+        <w:tabs>
+          <w:tab w:val="num" w:pos="6480"/>
+        </w:tabs>
+        <w:ind w:left="6480" w:hanging="360"/>
+      </w:pPr>
+      <w:rPr>
+        <w:rFonts w:ascii="Wingdings" w:hAnsi="Wingdings" w:hint="default"/>
+        <w:sz w:val="20"/>
+      </w:rPr>
+    </w:lvl>
+  </w:abstractNum>
+  <w:abstractNum w:abstractNumId="1" w15:restartNumberingAfterBreak="0">
+    <w:nsid w:val="0766093A"/>
+    <w:multiLevelType w:val="multilevel"/>
+    <w:tmpl w:val="6676472A"/>
+    <w:lvl w:ilvl="0">
+      <w:start w:val="1"/>
+      <w:numFmt w:val="bullet"/>
+      <w:lvlText w:val=""/>
+      <w:lvlJc w:val="left"/>
+      <w:pPr>
+        <w:tabs>
+          <w:tab w:val="num" w:pos="720"/>
+        </w:tabs>
+        <w:ind w:left="720" w:hanging="360"/>
+      </w:pPr>
+      <w:rPr>
+        <w:rFonts w:ascii="Symbol" w:hAnsi="Symbol" w:hint="default"/>
+        <w:sz w:val="20"/>
+      </w:rPr>
+    </w:lvl>
+    <w:lvl w:ilvl="1" w:tentative="1">
+      <w:start w:val="1"/>
+      <w:numFmt w:val="bullet"/>
+      <w:lvlText w:val="o"/>
+      <w:lvlJc w:val="left"/>
+      <w:pPr>
+        <w:tabs>
+          <w:tab w:val="num" w:pos="1440"/>
+        </w:tabs>
+        <w:ind w:left="1440" w:hanging="360"/>
+      </w:pPr>
+      <w:rPr>
+        <w:rFonts w:ascii="Courier New" w:hAnsi="Courier New" w:hint="default"/>
+        <w:sz w:val="20"/>
+      </w:rPr>
+    </w:lvl>
+    <w:lvl w:ilvl="2" w:tentative="1">
+      <w:start w:val="1"/>
+      <w:numFmt w:val="bullet"/>
+      <w:lvlText w:val=""/>
+      <w:lvlJc w:val="left"/>
+      <w:pPr>
+        <w:tabs>
+          <w:tab w:val="num" w:pos="2160"/>
+        </w:tabs>
+        <w:ind w:left="2160" w:hanging="360"/>
+      </w:pPr>
+      <w:rPr>
+        <w:rFonts w:ascii="Wingdings" w:hAnsi="Wingdings" w:hint="default"/>
+        <w:sz w:val="20"/>
+      </w:rPr>
+    </w:lvl>
+    <w:lvl w:ilvl="3" w:tentative="1">
+      <w:start w:val="1"/>
+      <w:numFmt w:val="bullet"/>
+      <w:lvlText w:val=""/>
+      <w:lvlJc w:val="left"/>
+      <w:pPr>
+        <w:tabs>
+          <w:tab w:val="num" w:pos="2880"/>
+        </w:tabs>
+        <w:ind w:left="2880" w:hanging="360"/>
+      </w:pPr>
+      <w:rPr>
+        <w:rFonts w:ascii="Wingdings" w:hAnsi="Wingdings" w:hint="default"/>
+        <w:sz w:val="20"/>
+      </w:rPr>
+    </w:lvl>
+    <w:lvl w:ilvl="4" w:tentative="1">
+      <w:start w:val="1"/>
+      <w:numFmt w:val="bullet"/>
+      <w:lvlText w:val=""/>
+      <w:lvlJc w:val="left"/>
+      <w:pPr>
+        <w:tabs>
+          <w:tab w:val="num" w:pos="3600"/>
+        </w:tabs>
+        <w:ind w:left="3600" w:hanging="360"/>
+      </w:pPr>
+      <w:rPr>
+        <w:rFonts w:ascii="Wingdings" w:hAnsi="Wingdings" w:hint="default"/>
+        <w:sz w:val="20"/>
+      </w:rPr>
+    </w:lvl>
+    <w:lvl w:ilvl="5" w:tentative="1">
+      <w:start w:val="1"/>
+      <w:numFmt w:val="bullet"/>
+      <w:lvlText w:val=""/>
+      <w:lvlJc w:val="left"/>
+      <w:pPr>
+        <w:tabs>
+          <w:tab w:val="num" w:pos="4320"/>
+        </w:tabs>
+        <w:ind w:left="4320" w:hanging="360"/>
+      </w:pPr>
+      <w:rPr>
+        <w:rFonts w:ascii="Wingdings" w:hAnsi="Wingdings" w:hint="default"/>
+        <w:sz w:val="20"/>
+      </w:rPr>
+    </w:lvl>
+    <w:lvl w:ilvl="6" w:tentative="1">
+      <w:start w:val="1"/>
+      <w:numFmt w:val="bullet"/>
+      <w:lvlText w:val=""/>
+      <w:lvlJc w:val="left"/>
+      <w:pPr>
+        <w:tabs>
+          <w:tab w:val="num" w:pos="5040"/>
+        </w:tabs>
+        <w:ind w:left="5040" w:hanging="360"/>
+      </w:pPr>
+      <w:rPr>
+        <w:rFonts w:ascii="Wingdings" w:hAnsi="Wingdings" w:hint="default"/>
+        <w:sz w:val="20"/>
+      </w:rPr>
+    </w:lvl>
+    <w:lvl w:ilvl="7" w:tentative="1">
+      <w:start w:val="1"/>
+      <w:numFmt w:val="bullet"/>
+      <w:lvlText w:val=""/>
+      <w:lvlJc w:val="left"/>
+      <w:pPr>
+        <w:tabs>
+          <w:tab w:val="num" w:pos="5760"/>
+        </w:tabs>
+        <w:ind w:left="5760" w:hanging="360"/>
+      </w:pPr>
+      <w:rPr>
+        <w:rFonts w:ascii="Wingdings" w:hAnsi="Wingdings" w:hint="default"/>
+        <w:sz w:val="20"/>
+      </w:rPr>
+    </w:lvl>
+    <w:lvl w:ilvl="8" w:tentative="1">
+      <w:start w:val="1"/>
+      <w:numFmt w:val="bullet"/>
+      <w:lvlText w:val=""/>
+      <w:lvlJc w:val="left"/>
+      <w:pPr>
+        <w:tabs>
+          <w:tab w:val="num" w:pos="6480"/>
+        </w:tabs>
+        <w:ind w:left="6480" w:hanging="360"/>
+      </w:pPr>
+      <w:rPr>
+        <w:rFonts w:ascii="Wingdings" w:hAnsi="Wingdings" w:hint="default"/>
+        <w:sz w:val="20"/>
+      </w:rPr>
+    </w:lvl>
+  </w:abstractNum>
+  <w:abstractNum w:abstractNumId="2" w15:restartNumberingAfterBreak="0">
+    <w:nsid w:val="1B9A0B82"/>
+    <w:multiLevelType w:val="multilevel"/>
+    <w:tmpl w:val="44D4C66E"/>
+    <w:lvl w:ilvl="0">
+      <w:start w:val="1"/>
+      <w:numFmt w:val="bullet"/>
+      <w:lvlText w:val=""/>
+      <w:lvlJc w:val="left"/>
+      <w:pPr>
+        <w:tabs>
+          <w:tab w:val="num" w:pos="720"/>
+        </w:tabs>
+        <w:ind w:left="720" w:hanging="360"/>
+      </w:pPr>
+      <w:rPr>
+        <w:rFonts w:ascii="Symbol" w:hAnsi="Symbol" w:hint="default"/>
+        <w:sz w:val="20"/>
+      </w:rPr>
+    </w:lvl>
+    <w:lvl w:ilvl="1" w:tentative="1">
+      <w:start w:val="1"/>
+      <w:numFmt w:val="bullet"/>
+      <w:lvlText w:val="o"/>
+      <w:lvlJc w:val="left"/>
+      <w:pPr>
+        <w:tabs>
+          <w:tab w:val="num" w:pos="1440"/>
+        </w:tabs>
+        <w:ind w:left="1440" w:hanging="360"/>
+      </w:pPr>
+      <w:rPr>
+        <w:rFonts w:ascii="Courier New" w:hAnsi="Courier New" w:hint="default"/>
+        <w:sz w:val="20"/>
+      </w:rPr>
+    </w:lvl>
+    <w:lvl w:ilvl="2" w:tentative="1">
+      <w:start w:val="1"/>
+      <w:numFmt w:val="bullet"/>
+      <w:lvlText w:val=""/>
+      <w:lvlJc w:val="left"/>
+      <w:pPr>
+        <w:tabs>
+          <w:tab w:val="num" w:pos="2160"/>
+        </w:tabs>
+        <w:ind w:left="2160" w:hanging="360"/>
+      </w:pPr>
+      <w:rPr>
+        <w:rFonts w:ascii="Wingdings" w:hAnsi="Wingdings" w:hint="default"/>
+        <w:sz w:val="20"/>
+      </w:rPr>
+    </w:lvl>
+    <w:lvl w:ilvl="3" w:tentative="1">
+      <w:start w:val="1"/>
+      <w:numFmt w:val="bullet"/>
+      <w:lvlText w:val=""/>
+      <w:lvlJc w:val="left"/>
+      <w:pPr>
+        <w:tabs>
+          <w:tab w:val="num" w:pos="2880"/>
+        </w:tabs>
+        <w:ind w:left="2880" w:hanging="360"/>
+      </w:pPr>
+      <w:rPr>
+        <w:rFonts w:ascii="Wingdings" w:hAnsi="Wingdings" w:hint="default"/>
+        <w:sz w:val="20"/>
+      </w:rPr>
+    </w:lvl>
+    <w:lvl w:ilvl="4" w:tentative="1">
+      <w:start w:val="1"/>
+      <w:numFmt w:val="bullet"/>
+      <w:lvlText w:val=""/>
+      <w:lvlJc w:val="left"/>
+      <w:pPr>
+        <w:tabs>
+          <w:tab w:val="num" w:pos="3600"/>
+        </w:tabs>
+        <w:ind w:left="3600" w:hanging="360"/>
+      </w:pPr>
+      <w:rPr>
+        <w:rFonts w:ascii="Wingdings" w:hAnsi="Wingdings" w:hint="default"/>
+        <w:sz w:val="20"/>
+      </w:rPr>
+    </w:lvl>
+    <w:lvl w:ilvl="5" w:tentative="1">
+      <w:start w:val="1"/>
+      <w:numFmt w:val="bullet"/>
+      <w:lvlText w:val=""/>
+      <w:lvlJc w:val="left"/>
+      <w:pPr>
+        <w:tabs>
+          <w:tab w:val="num" w:pos="4320"/>
+        </w:tabs>
+        <w:ind w:left="4320" w:hanging="360"/>
+      </w:pPr>
+      <w:rPr>
+        <w:rFonts w:ascii="Wingdings" w:hAnsi="Wingdings" w:hint="default"/>
+        <w:sz w:val="20"/>
+      </w:rPr>
+    </w:lvl>
+    <w:lvl w:ilvl="6" w:tentative="1">
+      <w:start w:val="1"/>
+      <w:numFmt w:val="bullet"/>
+      <w:lvlText w:val=""/>
+      <w:lvlJc w:val="left"/>
+      <w:pPr>
+        <w:tabs>
+          <w:tab w:val="num" w:pos="5040"/>
+        </w:tabs>
+        <w:ind w:left="5040" w:hanging="360"/>
+      </w:pPr>
+      <w:rPr>
+        <w:rFonts w:ascii="Wingdings" w:hAnsi="Wingdings" w:hint="default"/>
+        <w:sz w:val="20"/>
+      </w:rPr>
+    </w:lvl>
+    <w:lvl w:ilvl="7" w:tentative="1">
+      <w:start w:val="1"/>
+      <w:numFmt w:val="bullet"/>
+      <w:lvlText w:val=""/>
+      <w:lvlJc w:val="left"/>
+      <w:pPr>
+        <w:tabs>
+          <w:tab w:val="num" w:pos="5760"/>
+        </w:tabs>
+        <w:ind w:left="5760" w:hanging="360"/>
+      </w:pPr>
+      <w:rPr>
+        <w:rFonts w:ascii="Wingdings" w:hAnsi="Wingdings" w:hint="default"/>
+        <w:sz w:val="20"/>
+      </w:rPr>
+    </w:lvl>
+    <w:lvl w:ilvl="8" w:tentative="1">
+      <w:start w:val="1"/>
+      <w:numFmt w:val="bullet"/>
+      <w:lvlText w:val=""/>
+      <w:lvlJc w:val="left"/>
+      <w:pPr>
+        <w:tabs>
+          <w:tab w:val="num" w:pos="6480"/>
+        </w:tabs>
+        <w:ind w:left="6480" w:hanging="360"/>
+      </w:pPr>
+      <w:rPr>
+        <w:rFonts w:ascii="Wingdings" w:hAnsi="Wingdings" w:hint="default"/>
+        <w:sz w:val="20"/>
+      </w:rPr>
+    </w:lvl>
+  </w:abstractNum>
+  <w:abstractNum w:abstractNumId="3" w15:restartNumberingAfterBreak="0">
     <w:nsid w:val="3DBD41A8"/>
     <w:multiLevelType w:val="multilevel"/>
     <w:tmpl w:val="F7EE0DEE"/>
@@ -382,7 +1698,7 @@
       </w:rPr>
     </w:lvl>
   </w:abstractNum>
-  <w:abstractNum w:abstractNumId="1" w15:restartNumberingAfterBreak="0">
+  <w:abstractNum w:abstractNumId="4" w15:restartNumberingAfterBreak="0">
     <w:nsid w:val="5B2A2ECA"/>
     <w:multiLevelType w:val="multilevel"/>
     <w:tmpl w:val="5F5CA8EE"/>
@@ -532,9 +1848,18 @@
     </w:lvl>
   </w:abstractNum>
   <w:num w:numId="1" w16cid:durableId="537742214">
+    <w:abstractNumId w:val="4"/>
+  </w:num>
+  <w:num w:numId="2" w16cid:durableId="1471248106">
+    <w:abstractNumId w:val="3"/>
+  </w:num>
+  <w:num w:numId="3" w16cid:durableId="1092776180">
     <w:abstractNumId w:val="1"/>
   </w:num>
-  <w:num w:numId="2" w16cid:durableId="1471248106">
+  <w:num w:numId="4" w16cid:durableId="283539618">
+    <w:abstractNumId w:val="2"/>
+  </w:num>
+  <w:num w:numId="5" w16cid:durableId="1016733990">
     <w:abstractNumId w:val="0"/>
   </w:num>
 </w:numbering>
